--- a/Explanations/Assignment-1_(Documentation)_ 25K-0876.docx
+++ b/Explanations/Assignment-1_(Documentation)_ 25K-0876.docx
@@ -909,13 +909,23 @@
                                     <w:text/>
                                   </w:sdtPr>
                                   <w:sdtContent>
+                                    <w:proofErr w:type="spellStart"/>
                                     <w:r>
                                       <w:rPr>
                                         <w:color w:val="156082" w:themeColor="accent1"/>
                                         <w:sz w:val="36"/>
                                         <w:szCs w:val="36"/>
                                       </w:rPr>
-                                      <w:t>Rabisa Ali (25K-0876)</w:t>
+                                      <w:t>Rabisa</w:t>
+                                    </w:r>
+                                    <w:proofErr w:type="spellEnd"/>
+                                    <w:r>
+                                      <w:rPr>
+                                        <w:color w:val="156082" w:themeColor="accent1"/>
+                                        <w:sz w:val="36"/>
+                                        <w:szCs w:val="36"/>
+                                      </w:rPr>
+                                      <w:t xml:space="preserve"> Ali (25K-0876)</w:t>
                                     </w:r>
                                   </w:sdtContent>
                                 </w:sdt>
@@ -1078,7 +1088,7 @@
         </w:rPr>
         <w:lastRenderedPageBreak/>
         <w:drawing>
-          <wp:inline distT="0" distB="0" distL="0" distR="0" wp14:anchorId="1239DC5A" wp14:editId="57CDFE7C">
+          <wp:inline distT="0" distB="0" distL="0" distR="0" wp14:anchorId="1239DC5A" wp14:editId="7F3258EC">
             <wp:extent cx="5943600" cy="2975610"/>
             <wp:effectExtent l="0" t="0" r="0" b="0"/>
             <wp:docPr id="1509955644" name="Picture 1"/>
@@ -1237,7 +1247,15 @@
     </w:p>
     <w:p>
       <w:r>
-        <w:t>The review system of the PakWheels has been cloned in the code by making up a class named Review which has the attributes of review ID, reviewer ID, seller ID, rating, the comment, and the date of the comment.</w:t>
+        <w:t xml:space="preserve">The review system of the </w:t>
+      </w:r>
+      <w:proofErr w:type="spellStart"/>
+      <w:r>
+        <w:t>PakWheels</w:t>
+      </w:r>
+      <w:proofErr w:type="spellEnd"/>
+      <w:r>
+        <w:t xml:space="preserve"> has been cloned in the code by making up a class named Review which has the attributes of review ID, reviewer ID, seller ID, rating, the comment, and the date of the comment.</w:t>
       </w:r>
       <w:r>
         <w:rPr>
@@ -1349,7 +1367,15 @@
         </w:drawing>
       </w:r>
       <w:r>
-        <w:t xml:space="preserve">With every Ad that is posted on PakWheels, the seller’s details are displayed including their location, and number. </w:t>
+        <w:t xml:space="preserve">With every Ad that is posted on </w:t>
+      </w:r>
+      <w:proofErr w:type="spellStart"/>
+      <w:r>
+        <w:t>PakWheels</w:t>
+      </w:r>
+      <w:proofErr w:type="spellEnd"/>
+      <w:r>
+        <w:t xml:space="preserve">, the seller’s details are displayed including their location, and number. </w:t>
       </w:r>
     </w:p>
     <w:p>
@@ -1434,9 +1460,14 @@
     <w:p/>
     <w:p/>
     <w:p>
+      <w:proofErr w:type="spellStart"/>
       <w:r>
         <w:lastRenderedPageBreak/>
-        <w:t xml:space="preserve">PakWheels also has a marketplace where you can get an overall idea of the services provided by the website and the types of cars sold. </w:t>
+        <w:t>PakWheels</w:t>
+      </w:r>
+      <w:proofErr w:type="spellEnd"/>
+      <w:r>
+        <w:t xml:space="preserve"> also has a marketplace where you can get an overall idea of the services provided by the website and the types of cars sold. </w:t>
       </w:r>
     </w:p>
     <w:p>
@@ -1450,7 +1481,7 @@
           <w:noProof/>
         </w:rPr>
         <w:drawing>
-          <wp:inline distT="0" distB="0" distL="0" distR="0" wp14:anchorId="270DF292" wp14:editId="1806CC08">
+          <wp:inline distT="0" distB="0" distL="0" distR="0" wp14:anchorId="270DF292" wp14:editId="25C7DB3C">
             <wp:extent cx="5943600" cy="2555875"/>
             <wp:effectExtent l="0" t="0" r="0" b="0"/>
             <wp:docPr id="1943282434" name="Picture 9"/>
@@ -1723,7 +1754,7 @@
         </w:rPr>
         <w:lastRenderedPageBreak/>
         <w:drawing>
-          <wp:inline distT="0" distB="0" distL="0" distR="0" wp14:anchorId="15D1D808" wp14:editId="7EA4EC36">
+          <wp:inline distT="0" distB="0" distL="0" distR="0" wp14:anchorId="15D1D808" wp14:editId="03D1E196">
             <wp:extent cx="5943600" cy="2168525"/>
             <wp:effectExtent l="0" t="0" r="0" b="3175"/>
             <wp:docPr id="1611954767" name="Picture 14"/>
@@ -2148,7 +2179,15 @@
     </w:p>
     <w:p>
       <w:r>
-        <w:t>The PakWheels website lists the cars in this manner</w:t>
+        <w:t xml:space="preserve">The </w:t>
+      </w:r>
+      <w:proofErr w:type="spellStart"/>
+      <w:r>
+        <w:t>PakWheels</w:t>
+      </w:r>
+      <w:proofErr w:type="spellEnd"/>
+      <w:r>
+        <w:t xml:space="preserve"> website lists the cars in this manner</w:t>
       </w:r>
       <w:r>
         <w:t>.</w:t>
@@ -2241,7 +2280,7 @@
           <w:noProof/>
         </w:rPr>
         <w:drawing>
-          <wp:inline distT="0" distB="0" distL="0" distR="0" wp14:anchorId="4E483A43" wp14:editId="0E982A8C">
+          <wp:inline distT="0" distB="0" distL="0" distR="0" wp14:anchorId="4E483A43" wp14:editId="64B1608D">
             <wp:extent cx="5943600" cy="3148965"/>
             <wp:effectExtent l="0" t="0" r="0" b="0"/>
             <wp:docPr id="1634515422" name="Picture 9"/>
@@ -2293,7 +2332,21 @@
     <w:p>
       <w:r>
         <w:lastRenderedPageBreak/>
-        <w:t>On the website there is an option to search and sort by filters, to implement this functionality in my code I introduced a new class by the name of SearchFilter. This class does the job searching, matching, and then applying the filter and then finally showing the res</w:t>
+        <w:t xml:space="preserve">On the website there is an option to search and sort by filters, to implement this functionality in my code I introduced a new class by the name of </w:t>
+      </w:r>
+      <w:proofErr w:type="spellStart"/>
+      <w:r>
+        <w:t>SearchFilter</w:t>
+      </w:r>
+      <w:proofErr w:type="spellEnd"/>
+      <w:r>
+        <w:t xml:space="preserve">. This class does the job </w:t>
+      </w:r>
+      <w:r>
+        <w:t xml:space="preserve">by </w:t>
+      </w:r>
+      <w:r>
+        <w:t>searching, matching, and then applying the filter and then finally showing the res</w:t>
       </w:r>
       <w:r>
         <w:t>u</w:t>
